--- a/fra/docx/64.content.docx
+++ b/fra/docx/64.content.docx
@@ -533,18 +533,12 @@
         </w:rPr>
         <w:t xml:space="preserve">Dans certains contextes, il ne semble pas y avoir de contraste entre les deux et ils semblent être utilisés de façon interchangeable (voir p. ex. </w:t>
       </w:r>
-      <w:hyperlink r:id="rId15">
-        <w:r>
-          <w:rPr>
-            <w:lang w:val="fr_FR" w:bidi="fr_FR"/>
-          </w:rPr>
-          <w:rPr>
-            <w:color w:val="0000EE"/>
-            <w:u w:val="single"/>
-          </w:rPr>
-          <w:t>Jean 21.15–17</w:t>
-        </w:r>
-      </w:hyperlink>
+      <w:r>
+        <w:rPr>
+          <w:lang w:val="fr_FR" w:bidi="fr_FR"/>
+        </w:rPr>
+        <w:t>Jean 21.15–17</w:t>
+      </w:r>
       <w:r>
         <w:rPr>
           <w:lang w:val="fr_FR" w:bidi="fr_FR"/>
@@ -702,36 +696,24 @@
         </w:rPr>
         <w:t xml:space="preserve">Dans les écrits de Jean, le mot ἀλήθεια est parfois utilisé pour désigner la révélation de Dieu que Jésus apporte, et donc peut-être Jésus lui-même, puisque Jésus est lui-même la révélation de Dieu. Voir en particulier </w:t>
       </w:r>
-      <w:hyperlink r:id="rId16">
-        <w:r>
-          <w:rPr>
-            <w:lang w:val="fr_FR" w:bidi="fr_FR"/>
-          </w:rPr>
-          <w:rPr>
-            <w:color w:val="0000EE"/>
-            <w:u w:val="single"/>
-          </w:rPr>
-          <w:t>Jean 8.31–32</w:t>
-        </w:r>
-      </w:hyperlink>
+      <w:r>
+        <w:rPr>
+          <w:lang w:val="fr_FR" w:bidi="fr_FR"/>
+        </w:rPr>
+        <w:t>Jean 8.31–32</w:t>
+      </w:r>
       <w:r>
         <w:rPr>
           <w:lang w:val="fr_FR" w:bidi="fr_FR"/>
         </w:rPr>
         <w:t xml:space="preserve"> et </w:t>
       </w:r>
-      <w:hyperlink r:id="rId17">
-        <w:r>
-          <w:rPr>
-            <w:lang w:val="fr_FR" w:bidi="fr_FR"/>
-          </w:rPr>
-          <w:rPr>
-            <w:color w:val="0000EE"/>
-            <w:u w:val="single"/>
-          </w:rPr>
-          <w:t>14.6</w:t>
-        </w:r>
-      </w:hyperlink>
+      <w:r>
+        <w:rPr>
+          <w:lang w:val="fr_FR" w:bidi="fr_FR"/>
+        </w:rPr>
+        <w:t>14.6</w:t>
+      </w:r>
       <w:r>
         <w:rPr>
           <w:lang w:val="fr_FR" w:bidi="fr_FR"/>
@@ -2016,18 +1998,12 @@
         </w:rPr>
         <w:t xml:space="preserve"> scribes dans </w:t>
       </w:r>
-      <w:hyperlink r:id="rId18">
-        <w:r>
-          <w:rPr>
-            <w:lang w:val="fr_FR" w:bidi="fr_FR"/>
-          </w:rPr>
-          <w:rPr>
-            <w:color w:val="0000EE"/>
-            <w:u w:val="single"/>
-          </w:rPr>
-          <w:t>Matthieu 9.3</w:t>
-        </w:r>
-      </w:hyperlink>
+      <w:r>
+        <w:rPr>
+          <w:lang w:val="fr_FR" w:bidi="fr_FR"/>
+        </w:rPr>
+        <w:t>Matthieu 9.3</w:t>
+      </w:r>
       <w:r>
         <w:rPr>
           <w:lang w:val="fr_FR" w:bidi="fr_FR"/>
@@ -2057,18 +2033,12 @@
         </w:rPr>
         <w:t xml:space="preserve">Pour désigner le tort qu'Onésime aurait pu faire à Philémon dans </w:t>
       </w:r>
-      <w:hyperlink r:id="rId19">
-        <w:r>
-          <w:rPr>
-            <w:lang w:val="fr_FR" w:bidi="fr_FR"/>
-          </w:rPr>
-          <w:rPr>
-            <w:color w:val="0000EE"/>
-            <w:u w:val="single"/>
-          </w:rPr>
-          <w:t>Philémon 1.18</w:t>
-        </w:r>
-      </w:hyperlink>
+      <w:r>
+        <w:rPr>
+          <w:lang w:val="fr_FR" w:bidi="fr_FR"/>
+        </w:rPr>
+        <w:t>Philémon 1.18</w:t>
+      </w:r>
       <w:r>
         <w:rPr>
           <w:lang w:val="fr_FR" w:bidi="fr_FR"/>
@@ -2169,18 +2139,12 @@
         </w:rPr>
         <w:t xml:space="preserve">Dans les paroles de Jésus dans </w:t>
       </w:r>
-      <w:hyperlink r:id="rId20">
-        <w:r>
-          <w:rPr>
-            <w:lang w:val="fr_FR" w:bidi="fr_FR"/>
-          </w:rPr>
-          <w:rPr>
-            <w:color w:val="0000EE"/>
-            <w:u w:val="single"/>
-          </w:rPr>
-          <w:t>Luc 12.51</w:t>
-        </w:r>
-      </w:hyperlink>
+      <w:r>
+        <w:rPr>
+          <w:lang w:val="fr_FR" w:bidi="fr_FR"/>
+        </w:rPr>
+        <w:t>Luc 12.51</w:t>
+      </w:r>
       <w:r>
         <w:rPr>
           <w:lang w:val="fr_FR" w:bidi="fr_FR"/>
@@ -2236,18 +2200,12 @@
         </w:rPr>
         <w:t>, voyant que l'Évangile m'avait été confié... » (</w:t>
       </w:r>
-      <w:hyperlink r:id="rId21">
-        <w:r>
-          <w:rPr>
-            <w:lang w:val="fr_FR" w:bidi="fr_FR"/>
-          </w:rPr>
-          <w:rPr>
-            <w:color w:val="0000EE"/>
-            <w:u w:val="single"/>
-          </w:rPr>
-          <w:t>Galates 2.7</w:t>
-        </w:r>
-      </w:hyperlink>
+      <w:r>
+        <w:rPr>
+          <w:lang w:val="fr_FR" w:bidi="fr_FR"/>
+        </w:rPr>
+        <w:t>Galates 2.7</w:t>
+      </w:r>
       <w:r>
         <w:rPr>
           <w:lang w:val="fr_FR" w:bidi="fr_FR"/>
@@ -2825,18 +2783,12 @@
         </w:rPr>
         <w:t xml:space="preserve"> un homme qui chasse les démons en son nom parce qu'il ne les suit pas dans Mark </w:t>
       </w:r>
-      <w:hyperlink r:id="rId22">
-        <w:r>
-          <w:rPr>
-            <w:lang w:val="fr_FR" w:bidi="fr_FR"/>
-          </w:rPr>
-          <w:rPr>
-            <w:color w:val="0000EE"/>
-            <w:u w:val="single"/>
-          </w:rPr>
-          <w:t>9.38</w:t>
-        </w:r>
-      </w:hyperlink>
+      <w:r>
+        <w:rPr>
+          <w:lang w:val="fr_FR" w:bidi="fr_FR"/>
+        </w:rPr>
+        <w:t>9.38</w:t>
+      </w:r>
       <w:r>
         <w:rPr>
           <w:lang w:val="fr_FR" w:bidi="fr_FR"/>
@@ -2879,18 +2831,12 @@
         </w:rPr>
         <w:t xml:space="preserve"> d'aller les voir dans </w:t>
       </w:r>
-      <w:hyperlink r:id="rId23">
-        <w:r>
-          <w:rPr>
-            <w:lang w:val="fr_FR" w:bidi="fr_FR"/>
-          </w:rPr>
-          <w:rPr>
-            <w:color w:val="0000EE"/>
-            <w:u w:val="single"/>
-          </w:rPr>
-          <w:t>Romains 1.13</w:t>
-        </w:r>
-      </w:hyperlink>
+      <w:r>
+        <w:rPr>
+          <w:lang w:val="fr_FR" w:bidi="fr_FR"/>
+        </w:rPr>
+        <w:t>Romains 1.13</w:t>
+      </w:r>
       <w:r>
         <w:rPr>
           <w:lang w:val="fr_FR" w:bidi="fr_FR"/>
@@ -2933,18 +2879,12 @@
         </w:rPr>
         <w:t xml:space="preserve"> se marier dans </w:t>
       </w:r>
-      <w:hyperlink r:id="rId24">
-        <w:r>
-          <w:rPr>
-            <w:lang w:val="fr_FR" w:bidi="fr_FR"/>
-          </w:rPr>
-          <w:rPr>
-            <w:color w:val="0000EE"/>
-            <w:u w:val="single"/>
-          </w:rPr>
-          <w:t>1 Timothée 4.1</w:t>
-        </w:r>
-      </w:hyperlink>
+      <w:r>
+        <w:rPr>
+          <w:lang w:val="fr_FR" w:bidi="fr_FR"/>
+        </w:rPr>
+        <w:t>1 Timothée 4.1</w:t>
+      </w:r>
       <w:r>
         <w:rPr>
           <w:lang w:val="fr_FR" w:bidi="fr_FR"/>
@@ -3058,18 +2998,12 @@
         </w:rPr>
         <w:t xml:space="preserve"> la paille qui est dans le sien dans </w:t>
       </w:r>
-      <w:hyperlink r:id="rId25">
-        <w:r>
-          <w:rPr>
-            <w:lang w:val="fr_FR" w:bidi="fr_FR"/>
-          </w:rPr>
-          <w:rPr>
-            <w:color w:val="0000EE"/>
-            <w:u w:val="single"/>
-          </w:rPr>
-          <w:t>Luc 6.42</w:t>
-        </w:r>
-      </w:hyperlink>
+      <w:r>
+        <w:rPr>
+          <w:lang w:val="fr_FR" w:bidi="fr_FR"/>
+        </w:rPr>
+        <w:t>Luc 6.42</w:t>
+      </w:r>
       <w:r>
         <w:rPr>
           <w:lang w:val="fr_FR" w:bidi="fr_FR"/>
@@ -3112,18 +3046,12 @@
         </w:rPr>
         <w:t xml:space="preserve">les vendeurs du Temple dans </w:t>
       </w:r>
-      <w:hyperlink r:id="rId26">
-        <w:r>
-          <w:rPr>
-            <w:lang w:val="fr_FR" w:bidi="fr_FR"/>
-          </w:rPr>
-          <w:rPr>
-            <w:color w:val="0000EE"/>
-            <w:u w:val="single"/>
-          </w:rPr>
-          <w:t>Luc 19.45</w:t>
-        </w:r>
-      </w:hyperlink>
+      <w:r>
+        <w:rPr>
+          <w:lang w:val="fr_FR" w:bidi="fr_FR"/>
+        </w:rPr>
+        <w:t>Luc 19.45</w:t>
+      </w:r>
       <w:r>
         <w:rPr>
           <w:lang w:val="fr_FR" w:bidi="fr_FR"/>
@@ -3166,18 +3094,12 @@
         </w:rPr>
         <w:t xml:space="preserve">Étienne hors de la ville pour le lapider dans </w:t>
       </w:r>
-      <w:hyperlink r:id="rId27">
-        <w:r>
-          <w:rPr>
-            <w:lang w:val="fr_FR" w:bidi="fr_FR"/>
-          </w:rPr>
-          <w:rPr>
-            <w:color w:val="0000EE"/>
-            <w:u w:val="single"/>
-          </w:rPr>
-          <w:t>Actes 7.58</w:t>
-        </w:r>
-      </w:hyperlink>
+      <w:r>
+        <w:rPr>
+          <w:lang w:val="fr_FR" w:bidi="fr_FR"/>
+        </w:rPr>
+        <w:t>Actes 7.58</w:t>
+      </w:r>
       <w:r>
         <w:rPr>
           <w:lang w:val="fr_FR" w:bidi="fr_FR"/>
@@ -3291,18 +3213,12 @@
         </w:rPr>
         <w:t xml:space="preserve"> dans </w:t>
       </w:r>
-      <w:hyperlink r:id="rId28">
-        <w:r>
-          <w:rPr>
-            <w:lang w:val="fr_FR" w:bidi="fr_FR"/>
-          </w:rPr>
-          <w:rPr>
-            <w:color w:val="0000EE"/>
-            <w:u w:val="single"/>
-          </w:rPr>
-          <w:t>2 Thessaloniciens 3.9</w:t>
-        </w:r>
-      </w:hyperlink>
+      <w:r>
+        <w:rPr>
+          <w:lang w:val="fr_FR" w:bidi="fr_FR"/>
+        </w:rPr>
+        <w:t>2 Thessaloniciens 3.9</w:t>
+      </w:r>
       <w:r>
         <w:rPr>
           <w:lang w:val="fr_FR" w:bidi="fr_FR"/>
@@ -3345,18 +3261,12 @@
         </w:rPr>
         <w:t xml:space="preserve">dans </w:t>
       </w:r>
-      <w:hyperlink r:id="rId29">
-        <w:r>
-          <w:rPr>
-            <w:lang w:val="fr_FR" w:bidi="fr_FR"/>
-          </w:rPr>
-          <w:rPr>
-            <w:color w:val="0000EE"/>
-            <w:u w:val="single"/>
-          </w:rPr>
-          <w:t>Hébreux 13.7</w:t>
-        </w:r>
-      </w:hyperlink>
+      <w:r>
+        <w:rPr>
+          <w:lang w:val="fr_FR" w:bidi="fr_FR"/>
+        </w:rPr>
+        <w:t>Hébreux 13.7</w:t>
+      </w:r>
       <w:r>
         <w:rPr>
           <w:lang w:val="fr_FR" w:bidi="fr_FR"/>
@@ -3764,18 +3674,12 @@
         </w:rPr>
         <w:t xml:space="preserve"> dans </w:t>
       </w:r>
-      <w:hyperlink r:id="rId30">
-        <w:r>
-          <w:rPr>
-            <w:lang w:val="fr_FR" w:bidi="fr_FR"/>
-          </w:rPr>
-          <w:rPr>
-            <w:color w:val="0000EE"/>
-            <w:u w:val="single"/>
-          </w:rPr>
-          <w:t>Luc 8.20</w:t>
-        </w:r>
-      </w:hyperlink>
+      <w:r>
+        <w:rPr>
+          <w:lang w:val="fr_FR" w:bidi="fr_FR"/>
+        </w:rPr>
+        <w:t>Luc 8.20</w:t>
+      </w:r>
       <w:r>
         <w:rPr>
           <w:lang w:val="fr_FR" w:bidi="fr_FR"/>
@@ -3818,18 +3722,12 @@
         </w:rPr>
         <w:t xml:space="preserve">et exhorté les frères dans </w:t>
       </w:r>
-      <w:hyperlink r:id="rId31">
-        <w:r>
-          <w:rPr>
-            <w:lang w:val="fr_FR" w:bidi="fr_FR"/>
-          </w:rPr>
-          <w:rPr>
-            <w:color w:val="0000EE"/>
-            <w:u w:val="single"/>
-          </w:rPr>
-          <w:t>Actes 16.40</w:t>
-        </w:r>
-      </w:hyperlink>
+      <w:r>
+        <w:rPr>
+          <w:lang w:val="fr_FR" w:bidi="fr_FR"/>
+        </w:rPr>
+        <w:t>Actes 16.40</w:t>
+      </w:r>
       <w:r>
         <w:rPr>
           <w:lang w:val="fr_FR" w:bidi="fr_FR"/>
@@ -3872,18 +3770,12 @@
         </w:rPr>
         <w:t xml:space="preserve">sans péché une seconde fois à ceux qui l'attendent pour leur salut dans </w:t>
       </w:r>
-      <w:hyperlink r:id="rId32">
-        <w:r>
-          <w:rPr>
-            <w:lang w:val="fr_FR" w:bidi="fr_FR"/>
-          </w:rPr>
-          <w:rPr>
-            <w:color w:val="0000EE"/>
-            <w:u w:val="single"/>
-          </w:rPr>
-          <w:t>Hébreux 9.28</w:t>
-        </w:r>
-      </w:hyperlink>
+      <w:r>
+        <w:rPr>
+          <w:lang w:val="fr_FR" w:bidi="fr_FR"/>
+        </w:rPr>
+        <w:t>Hébreux 9.28</w:t>
+      </w:r>
       <w:r>
         <w:rPr>
           <w:lang w:val="fr_FR" w:bidi="fr_FR"/>
@@ -3943,18 +3835,12 @@
         </w:rPr>
         <w:t xml:space="preserve"> Littéralement en grec : « bouche à bouche ». Il s'agit d'une expression idiomatique. L'image est celle de deux personnes l'une en face de l'autre, et qui parlent ensemble. Cette expression pourrait également être traduite « en personne » en français. Elle est aussi utilisée dans </w:t>
       </w:r>
-      <w:hyperlink r:id="rId33">
-        <w:r>
-          <w:rPr>
-            <w:lang w:val="fr_FR" w:bidi="fr_FR"/>
-          </w:rPr>
-          <w:rPr>
-            <w:color w:val="0000EE"/>
-            <w:u w:val="single"/>
-          </w:rPr>
-          <w:t>2 Jean 1.12</w:t>
-        </w:r>
-      </w:hyperlink>
+      <w:r>
+        <w:rPr>
+          <w:lang w:val="fr_FR" w:bidi="fr_FR"/>
+        </w:rPr>
+        <w:t>2 Jean 1.12</w:t>
+      </w:r>
       <w:r>
         <w:rPr>
           <w:lang w:val="fr_FR" w:bidi="fr_FR"/>
@@ -4162,18 +4048,12 @@
         </w:rPr>
         <w:t xml:space="preserve"> Littéralement : « par [leurs] noms ». Cette expression idiomatique signifie que Jean demande à Gaïus de saluer les amis un par un, c'est-à-dire chacun en particulier ou personnellement, plutôt que de leur adresser une salutation collective en tant que groupe. La même expression est utilisée dans </w:t>
       </w:r>
-      <w:hyperlink r:id="rId34">
-        <w:r>
-          <w:rPr>
-            <w:lang w:val="fr_FR" w:bidi="fr_FR"/>
-          </w:rPr>
-          <w:rPr>
-            <w:color w:val="0000EE"/>
-            <w:u w:val="single"/>
-          </w:rPr>
-          <w:t>Jean 10.3</w:t>
-        </w:r>
-      </w:hyperlink>
+      <w:r>
+        <w:rPr>
+          <w:lang w:val="fr_FR" w:bidi="fr_FR"/>
+        </w:rPr>
+        <w:t>Jean 10.3</w:t>
+      </w:r>
       <w:r>
         <w:rPr>
           <w:lang w:val="fr_FR" w:bidi="fr_FR"/>
